--- a/site/docs/program-setup/sop.docx
+++ b/site/docs/program-setup/sop.docx
@@ -287,7 +287,13 @@
         <w:tab/>
       </w:r>
       <w:r>
-        <w:t xml:space="preserve">Agree procurement enforcement, and settle any overlap with adjacent bodies (for example an architecture or change board) in writing </w:t>
+        <w:t xml:space="preserve">Agree procurement enforcement, including that every purchase goes through the acquisition gate (</w:t>
+      </w:r>
+      <w:r>
+        <w:t xml:space="preserve">Acquisition gate checklist</w:t>
+      </w:r>
+      <w:r>
+        <w:t xml:space="preserve">), and settle any overlap with adjacent bodies (for example an architecture or change board) in writing </w:t>
       </w:r>
       <w:r>
         <w:rPr>
@@ -392,6 +398,51 @@
         <w:tab/>
       </w:r>
       <w:r>
+        <w:t xml:space="preserve">Confirm the body holds an audit response plan, has named the response team, and has made Legal responsible for all contact with publishers; see the </w:t>
+      </w:r>
+      <w:r>
+        <w:t xml:space="preserve">audit response</w:t>
+      </w:r>
+      <w:r>
+        <w:t xml:space="preserve"> method. </w:t>
+      </w:r>
+      <w:r>
+        <w:rPr>
+          <w:b/>
+        </w:rPr>
+        <w:t xml:space="preserve">Decision needed: sponsor</w:t>
+      </w:r>
+      <w:r>
+        <w:t xml:space="preserve"> to approve the plan and the team list </w:t>
+      </w:r>
+      <w:r>
+        <w:rPr>
+          <w:b/>
+        </w:rPr>
+        <w:t xml:space="preserve">XW-004</w:t>
+      </w:r>
+      <w:r>
+        <w:t xml:space="preserve"> </w:t>
+      </w:r>
+      <w:r>
+        <w:rPr>
+          <w:b/>
+        </w:rPr>
+        <w:t xml:space="preserve">XW-027</w:t>
+      </w:r>
+    </w:p>
+    <w:p>
+      <w:pPr>
+        <w:spacing w:after="60"/>
+        <w:ind w:left="720" w:hanging="360"/>
+      </w:pPr>
+      <w:r>
+        <w:t xml:space="preserve">12.</w:t>
+      </w:r>
+      <w:r>
+        <w:tab/>
+      </w:r>
+      <w:r>
         <w:t xml:space="preserve">Hold the first metrics review at day 90 </w:t>
       </w:r>
       <w:r>
@@ -467,6 +518,21 @@
       </w:r>
       <w:r>
         <w:t xml:space="preserve">The success-measure baseline and each subsequent metrics review.</w:t>
+      </w:r>
+    </w:p>
+    <w:p>
+      <w:pPr>
+        <w:spacing w:after="60"/>
+        <w:ind w:left="720" w:hanging="360"/>
+      </w:pPr>
+      <w:r>
+        <w:t xml:space="preserve">•</w:t>
+      </w:r>
+      <w:r>
+        <w:tab/>
+      </w:r>
+      <w:r>
+        <w:t xml:space="preserve">The audit response plan, the response team roster, and the named function for outside contact with publishers.</w:t>
       </w:r>
     </w:p>
     <w:p>
